--- a/ТЗ PL NL FI/Alegria ТЗ на текст - Myytävät kiinteistöt Espanjassa финский.docx
+++ b/ТЗ PL NL FI/Alegria ТЗ на текст - Myytävät kiinteistöt Espanjassa финский.docx
@@ -1377,7 +1377,7 @@
           <w:szCs w:val="22"/>
           <w:rtl w:val="0"/>
         </w:rPr>
-        <w:t xml:space="preserve">7 балов</w:t>
+        <w:t xml:space="preserve">7 баллов</w:t>
       </w:r>
       <w:r>
         <w:rPr>
@@ -1603,7 +1603,7 @@
           <w:color w:val="00b050"/>
           <w:rtl w:val="0"/>
         </w:rPr>
-        <w:t xml:space="preserve">&lt;H2&gt; Kiinteistöt myytävänä Espanjassa</w:t>
+        <w:t xml:space="preserve">&lt;H2&gt; Kiinteistöjä myytävänä Espanjassa</w:t>
       </w:r>
     </w:p>
     <w:p>
@@ -2156,7 +2156,7 @@
           <w:vertAlign w:val="baseline"/>
           <w:rtl w:val="0"/>
         </w:rPr>
-        <w:t xml:space="preserve">Edulliset kiinteistöt Espanjassa – </w:t>
+        <w:t xml:space="preserve">Halvat asunnot Espanjassa – </w:t>
       </w:r>
       <w:hyperlink r:id="rId18">
         <w:r>
@@ -2994,7 +2994,7 @@
           <w:vertAlign w:val="baseline"/>
           <w:rtl w:val="0"/>
         </w:rPr>
-        <w:t xml:space="preserve">villa espanjasta</w:t>
+        <w:t xml:space="preserve">koti espanjasta</w:t>
       </w:r>
     </w:p>
     <w:p>
@@ -3427,60 +3427,6 @@
           <w:rtl w:val="0"/>
         </w:rPr>
         <w:t xml:space="preserve">kiinteistö espanjasta vakituiseen asumiseen</w:t>
-      </w:r>
-    </w:p>
-    <w:p>
-      <w:pPr>
-        <w:keepNext w:val="0"/>
-        <w:keepLines w:val="0"/>
-        <w:pageBreakBefore w:val="0"/>
-        <w:widowControl w:val="1"/>
-        <w:numPr>
-          <w:ilvl w:val="0"/>
-          <w:numId w:val="10"/>
-        </w:numPr>
-        <w:pBdr>
-          <w:top w:space="0" w:sz="0" w:val="nil"/>
-          <w:left w:space="0" w:sz="0" w:val="nil"/>
-          <w:bottom w:space="0" w:sz="0" w:val="nil"/>
-          <w:right w:space="0" w:sz="0" w:val="nil"/>
-          <w:between w:space="0" w:sz="0" w:val="nil"/>
-        </w:pBdr>
-        <w:shd w:fill="auto" w:val="clear"/>
-        <w:spacing w:after="0" w:before="0" w:line="240" w:lineRule="auto"/>
-        <w:ind w:left="720" w:right="0" w:hanging="360"/>
-        <w:jc w:val="left"/>
-        <w:rPr>
-          <w:b w:val="0"/>
-          <w:bCs w:val="0"/>
-          <w:i w:val="0"/>
-          <w:iCs w:val="0"/>
-          <w:smallCaps w:val="0"/>
-          <w:strike w:val="0"/>
-          <w:color w:val="000000"/>
-          <w:u w:val="none"/>
-          <w:shd w:fill="auto" w:val="clear"/>
-          <w:vertAlign w:val="baseline"/>
-        </w:rPr>
-      </w:pPr>
-      <w:r>
-        <w:rPr>
-          <w:rFonts w:ascii="Calibri" w:cs="Calibri" w:eastAsia="Calibri" w:hAnsi="Calibri"/>
-          <w:b w:val="0"/>
-          <w:bCs w:val="0"/>
-          <w:i w:val="0"/>
-          <w:iCs w:val="0"/>
-          <w:smallCaps w:val="0"/>
-          <w:strike w:val="0"/>
-          <w:color w:val="000000"/>
-          <w:sz w:val="24"/>
-          <w:szCs w:val="24"/>
-          <w:u w:val="none"/>
-          <w:shd w:fill="auto" w:val="clear"/>
-          <w:vertAlign w:val="baseline"/>
-          <w:rtl w:val="0"/>
-        </w:rPr>
-        <w:t xml:space="preserve">muutto espanjaan</w:t>
       </w:r>
     </w:p>
     <w:p>
